--- a/static/images/docs/Submission_Email_Template.docx
+++ b/static/images/docs/Submission_Email_Template.docx
@@ -216,131 +216,105 @@
           <w:szCs w:val="24"/>
         </w:rPr>
       </w:pPr>
-      <w:r>
-        <w:rPr>
-          <w:sz w:val="24"/>
-          <w:szCs w:val="24"/>
-        </w:rPr>
-        <w:t xml:space="preserve">Instagram: </w:t>
-      </w:r>
-      <w:hyperlink r:id="rId5" w:tgtFrame="_blank" w:tooltip="https://www.instagram.com/viiii13iixv" w:history="1">
+    </w:p>
+    <w:p>
+      <w:pPr>
+        <w:spacing w:after="0" w:line="240" w:lineRule="auto"/>
+        <w:rPr>
+          <w:sz w:val="24"/>
+          <w:szCs w:val="24"/>
+        </w:rPr>
+      </w:pPr>
+      <w:r>
+        <w:rPr>
+          <w:sz w:val="24"/>
+          <w:szCs w:val="24"/>
+        </w:rPr>
+        <w:t>Thank you for your time and consideration.</w:t>
+      </w:r>
+    </w:p>
+    <w:p>
+      <w:pPr>
+        <w:spacing w:after="0" w:line="240" w:lineRule="auto"/>
+        <w:rPr>
+          <w:sz w:val="24"/>
+          <w:szCs w:val="24"/>
+        </w:rPr>
+      </w:pPr>
+    </w:p>
+    <w:p>
+      <w:pPr>
+        <w:spacing w:after="0" w:line="240" w:lineRule="auto"/>
+        <w:rPr>
+          <w:sz w:val="24"/>
+          <w:szCs w:val="24"/>
+        </w:rPr>
+      </w:pPr>
+      <w:r>
+        <w:rPr>
+          <w:sz w:val="24"/>
+          <w:szCs w:val="24"/>
+        </w:rPr>
+        <w:t>Best regards,</w:t>
+      </w:r>
+    </w:p>
+    <w:p>
+      <w:pPr>
+        <w:spacing w:after="0" w:line="240" w:lineRule="auto"/>
+        <w:rPr>
+          <w:sz w:val="24"/>
+          <w:szCs w:val="24"/>
+        </w:rPr>
+      </w:pPr>
+      <w:r>
+        <w:rPr>
+          <w:b/>
+          <w:bCs/>
+          <w:sz w:val="24"/>
+          <w:szCs w:val="24"/>
+        </w:rPr>
+        <w:t>Louis Andrada</w:t>
+      </w:r>
+      <w:r>
+        <w:rPr>
+          <w:b/>
+          <w:bCs/>
+          <w:sz w:val="24"/>
+          <w:szCs w:val="24"/>
+        </w:rPr>
+        <w:br/>
+      </w:r>
+      <w:r>
+        <w:rPr>
+          <w:sz w:val="24"/>
+          <w:szCs w:val="24"/>
+        </w:rPr>
+        <w:t>Painter</w:t>
+      </w:r>
+      <w:r>
+        <w:rPr>
+          <w:sz w:val="24"/>
+          <w:szCs w:val="24"/>
+        </w:rPr>
+        <w:br/>
+        <w:t>Toronto, ON, Canada</w:t>
+      </w:r>
+      <w:r>
+        <w:rPr>
+          <w:sz w:val="24"/>
+          <w:szCs w:val="24"/>
+        </w:rPr>
+        <w:br/>
+        <w:t xml:space="preserve">Email: </w:t>
+      </w:r>
+      <w:hyperlink r:id="rId6" w:tooltip="mailto:louis.andrada@outlook.com" w:history="1">
         <w:r>
           <w:rPr>
             <w:rStyle w:val="Hyperlink"/>
             <w:sz w:val="24"/>
             <w:szCs w:val="24"/>
           </w:rPr>
-          <w:t>@viiii13iixv</w:t>
-        </w:r>
-      </w:hyperlink>
-    </w:p>
-    <w:p>
-      <w:pPr>
-        <w:spacing w:after="0" w:line="240" w:lineRule="auto"/>
-        <w:rPr>
-          <w:sz w:val="24"/>
-          <w:szCs w:val="24"/>
-        </w:rPr>
-      </w:pPr>
-    </w:p>
-    <w:p>
-      <w:pPr>
-        <w:spacing w:after="0" w:line="240" w:lineRule="auto"/>
-        <w:rPr>
-          <w:sz w:val="24"/>
-          <w:szCs w:val="24"/>
-        </w:rPr>
-      </w:pPr>
-      <w:r>
-        <w:rPr>
-          <w:sz w:val="24"/>
-          <w:szCs w:val="24"/>
-        </w:rPr>
-        <w:t>Thank you for your time and consideration.</w:t>
-      </w:r>
-    </w:p>
-    <w:p>
-      <w:pPr>
-        <w:spacing w:after="0" w:line="240" w:lineRule="auto"/>
-        <w:rPr>
-          <w:sz w:val="24"/>
-          <w:szCs w:val="24"/>
-        </w:rPr>
-      </w:pPr>
-    </w:p>
-    <w:p>
-      <w:pPr>
-        <w:spacing w:after="0" w:line="240" w:lineRule="auto"/>
-        <w:rPr>
-          <w:sz w:val="24"/>
-          <w:szCs w:val="24"/>
-        </w:rPr>
-      </w:pPr>
-      <w:r>
-        <w:rPr>
-          <w:sz w:val="24"/>
-          <w:szCs w:val="24"/>
-        </w:rPr>
-        <w:t>Best regards,</w:t>
-      </w:r>
-    </w:p>
-    <w:p>
-      <w:pPr>
-        <w:spacing w:after="0" w:line="240" w:lineRule="auto"/>
-        <w:rPr>
-          <w:sz w:val="24"/>
-          <w:szCs w:val="24"/>
-        </w:rPr>
-      </w:pPr>
-      <w:r>
-        <w:rPr>
-          <w:b/>
-          <w:bCs/>
-          <w:sz w:val="24"/>
-          <w:szCs w:val="24"/>
-        </w:rPr>
-        <w:t>Louis Andrada</w:t>
-      </w:r>
-      <w:r>
-        <w:rPr>
-          <w:b/>
-          <w:bCs/>
-          <w:sz w:val="24"/>
-          <w:szCs w:val="24"/>
-        </w:rPr>
-        <w:br/>
-      </w:r>
-      <w:r>
-        <w:rPr>
-          <w:sz w:val="24"/>
-          <w:szCs w:val="24"/>
-        </w:rPr>
-        <w:t>Painter</w:t>
-      </w:r>
-      <w:r>
-        <w:rPr>
-          <w:sz w:val="24"/>
-          <w:szCs w:val="24"/>
-        </w:rPr>
-        <w:br/>
-        <w:t>Toronto, ON, Canada</w:t>
-      </w:r>
-      <w:r>
-        <w:rPr>
-          <w:sz w:val="24"/>
-          <w:szCs w:val="24"/>
-        </w:rPr>
-        <w:br/>
-        <w:t xml:space="preserve">Email: </w:t>
-      </w:r>
-      <w:hyperlink r:id="rId6" w:tooltip="mailto:luis7andrada@outlook.com" w:history="1">
-        <w:r>
-          <w:rPr>
-            <w:rStyle w:val="Hyperlink"/>
-            <w:sz w:val="24"/>
-            <w:szCs w:val="24"/>
-          </w:rPr>
-          <w:t>luis7andrada@outlook.com</w:t>
+          <w:t>louis.andrada@outlook.com</w:t>
         </w:r>
       </w:hyperlink>
       <w:r>
@@ -368,24 +342,6 @@
         </w:rPr>
         <w:t> </w:t>
       </w:r>
-      <w:r>
-        <w:rPr>
-          <w:sz w:val="24"/>
-          <w:szCs w:val="24"/>
-        </w:rPr>
-        <w:br/>
-        <w:t xml:space="preserve">Instagram: </w:t>
-      </w:r>
-      <w:hyperlink r:id="rId8" w:tgtFrame="_blank" w:tooltip="https://www.instagram.com/viiii13iixv" w:history="1">
-        <w:r>
-          <w:rPr>
-            <w:rStyle w:val="Hyperlink"/>
-            <w:sz w:val="24"/>
-            <w:szCs w:val="24"/>
-          </w:rPr>
-          <w:t>@viiii13iixv</w:t>
-        </w:r>
-      </w:hyperlink>
     </w:p>
     <w:sectPr>
       <w:pgSz w:w="12240" w:h="15840"/>
